--- a/docs/standards/word/CISO-SUMMARY.docx
+++ b/docs/standards/word/CISO-SUMMARY.docx
@@ -20,7 +20,7 @@
           <w:b/>
           <w:bCs/>
         </w:rPr>
-        <w:t xml:space="preserve">Two pages on one question: your engineers are building with AI assistants, so what do you</w:t>
+        <w:t xml:space="preserve">Your engineers are building with AI assistants. Two pages on what to require, and how to tell</w:t>
       </w:r>
       <w:r>
         <w:rPr>
@@ -34,7 +34,7 @@
           <w:b/>
           <w:bCs/>
         </w:rPr>
-        <w:t xml:space="preserve">require, and how do you tell whether you got it?</w:t>
+        <w:t xml:space="preserve">whether you actually got it.</w:t>
       </w:r>
     </w:p>
     <w:p>

--- a/docs/standards/word/CISO-SUMMARY.docx
+++ b/docs/standards/word/CISO-SUMMARY.docx
@@ -46,7 +46,33 @@
           <w:b/>
           <w:bCs/>
         </w:rPr>
-        <w:t xml:space="preserve">Take this file.</w:t>
+        <w:t xml:space="preserve">Meant to be worked with, not read straight through.</w:t>
+      </w:r>
+      <w:r>
+        <w:t xml:space="preserve"> </w:t>
+      </w:r>
+      <w:r>
+        <w:t xml:space="preserve">This summary is written to be read. The</w:t>
+      </w:r>
+      <w:r>
+        <w:t xml:space="preserve"> </w:t>
+      </w:r>
+      <w:r>
+        <w:t xml:space="preserve">four documents behind it are different: most of their content is a base for an agent to apply to</w:t>
+      </w:r>
+      <w:r>
+        <w:t xml:space="preserve"> </w:t>
+      </w:r>
+      <w:r>
+        <w:t xml:space="preserve">a repository, which is how your teams should expect to use them.</w:t>
+      </w:r>
+    </w:p>
+    <w:p>
+      <w:pPr>
+        <w:pStyle w:val="BlockText"/>
+      </w:pPr>
+      <w:r>
+        <w:t xml:space="preserve">The fastest way in: give an agent -- Claude Code or another -- the</w:t>
       </w:r>
       <w:r>
         <w:t xml:space="preserve"> </w:t>
@@ -56,14 +82,50 @@
           <w:rPr>
             <w:rStyle w:val="Hyperlink"/>
           </w:rPr>
-          <w:t xml:space="preserve">Markdown</w:t>
+          <w:t xml:space="preserve">markdown</w:t>
         </w:r>
       </w:hyperlink>
       <w:r>
-        <w:t xml:space="preserve"> </w:t>
-      </w:r>
-      <w:r>
-        <w:t xml:space="preserve">is plain text and drops straight into a repository. Prefer something to circulate?</w:t>
+        <w:t xml:space="preserve">, ask it to</w:t>
+      </w:r>
+      <w:r>
+        <w:t xml:space="preserve"> </w:t>
+      </w:r>
+      <w:r>
+        <w:rPr>
+          <w:b/>
+          <w:bCs/>
+        </w:rPr>
+        <w:t xml:space="preserve">summarise the document against your repository</w:t>
+      </w:r>
+      <w:r>
+        <w:t xml:space="preserve">, and then ask it questions. What here</w:t>
+      </w:r>
+      <w:r>
+        <w:t xml:space="preserve"> </w:t>
+      </w:r>
+      <w:r>
+        <w:t xml:space="preserve">already holds? What would have to change? What would each gap cost? That conversation is</w:t>
+      </w:r>
+      <w:r>
+        <w:t xml:space="preserve"> </w:t>
+      </w:r>
+      <w:r>
+        <w:t xml:space="preserve">worth more than reading top to bottom, because the answers are about your code rather than</w:t>
+      </w:r>
+      <w:r>
+        <w:t xml:space="preserve"> </w:t>
+      </w:r>
+      <w:r>
+        <w:t xml:space="preserve">about the document.</w:t>
+      </w:r>
+    </w:p>
+    <w:p>
+      <w:pPr>
+        <w:pStyle w:val="BlockText"/>
+      </w:pPr>
+      <w:r>
+        <w:t xml:space="preserve">Reading or circulating instead?</w:t>
       </w:r>
       <w:r>
         <w:t xml:space="preserve"> </w:t>

--- a/docs/standards/word/CISO-SUMMARY.docx
+++ b/docs/standards/word/CISO-SUMMARY.docx
@@ -96,7 +96,7 @@
           <w:b/>
           <w:bCs/>
         </w:rPr>
-        <w:t xml:space="preserve">summarise the document against your repository</w:t>
+        <w:t xml:space="preserve">summarize the document against your repository</w:t>
       </w:r>
       <w:r>
         <w:t xml:space="preserve">, and then ask it questions. What here</w:t>

--- a/docs/standards/word/CISO-SUMMARY.docx
+++ b/docs/standards/word/CISO-SUMMARY.docx
@@ -2,7 +2,7 @@
 <file path=word/document.xml><?xml version="1.0" encoding="utf-8"?>
 <w:document xmlns:w="http://schemas.openxmlformats.org/wordprocessingml/2006/main" xmlns:m="http://schemas.openxmlformats.org/officeDocument/2006/math" xmlns:r="http://schemas.openxmlformats.org/officeDocument/2006/relationships" xmlns:o="urn:schemas-microsoft-com:office:office" xmlns:v="urn:schemas-microsoft-com:vml" xmlns:w10="urn:schemas-microsoft-com:office:word" xmlns:a="http://schemas.openxmlformats.org/drawingml/2006/main" xmlns:pic="http://schemas.openxmlformats.org/drawingml/2006/picture" xmlns:wp="http://schemas.openxmlformats.org/drawingml/2006/wordprocessingDrawing">
   <w:body>
-    <w:bookmarkStart w:id="23" w:name="the-ciso-summary"/>
+    <w:bookmarkStart w:id="24" w:name="the-ciso-summary"/>
     <w:p>
       <w:pPr>
         <w:pStyle w:val="Heading1"/>
@@ -58,7 +58,7 @@
         <w:t xml:space="preserve"> </w:t>
       </w:r>
       <w:r>
-        <w:t xml:space="preserve">four documents behind it are different: most of their content is a base for an agent to apply to</w:t>
+        <w:t xml:space="preserve">standards behind it are different: most of their content is a base for an agent to apply to</w:t>
       </w:r>
       <w:r>
         <w:t xml:space="preserve"> </w:t>
@@ -1048,7 +1048,7 @@
       </w:r>
     </w:p>
     <w:bookmarkEnd w:id="16"/>
-    <w:bookmarkStart w:id="22" w:name="where-to-go-next"/>
+    <w:bookmarkStart w:id="23" w:name="where-to-go-next"/>
     <w:p>
       <w:pPr>
         <w:pStyle w:val="Heading2"/>
@@ -1131,6 +1131,35 @@
               <w:pStyle w:val="Compact"/>
             </w:pPr>
             <w:r>
+              <w:t xml:space="preserve">How much of the code a human must actually read</w:t>
+            </w:r>
+          </w:p>
+        </w:tc>
+        <w:tc>
+          <w:tcPr/>
+          <w:p>
+            <w:pPr>
+              <w:pStyle w:val="Compact"/>
+            </w:pPr>
+            <w:hyperlink r:id="rId18">
+              <w:r>
+                <w:rPr>
+                  <w:rStyle w:val="Hyperlink"/>
+                </w:rPr>
+                <w:t xml:space="preserve">Review depth</w:t>
+              </w:r>
+            </w:hyperlink>
+          </w:p>
+        </w:tc>
+      </w:tr>
+      <w:tr>
+        <w:tc>
+          <w:tcPr/>
+          <w:p>
+            <w:pPr>
+              <w:pStyle w:val="Compact"/>
+            </w:pPr>
+            <w:r>
               <w:t xml:space="preserve">How to judge whether code is good, whoever wrote it</w:t>
             </w:r>
           </w:p>
@@ -1141,7 +1170,7 @@
             <w:pPr>
               <w:pStyle w:val="Compact"/>
             </w:pPr>
-            <w:hyperlink r:id="rId18">
+            <w:hyperlink r:id="rId19">
               <w:r>
                 <w:rPr>
                   <w:rStyle w:val="Hyperlink"/>
@@ -1170,7 +1199,7 @@
             <w:pPr>
               <w:pStyle w:val="Compact"/>
             </w:pPr>
-            <w:hyperlink r:id="rId19">
+            <w:hyperlink r:id="rId20">
               <w:r>
                 <w:rPr>
                   <w:rStyle w:val="Hyperlink"/>
@@ -1199,7 +1228,7 @@
             <w:pPr>
               <w:pStyle w:val="Compact"/>
             </w:pPr>
-            <w:hyperlink r:id="rId20">
+            <w:hyperlink r:id="rId21">
               <w:r>
                 <w:rPr>
                   <w:rStyle w:val="Hyperlink"/>
@@ -1228,7 +1257,7 @@
             <w:pPr>
               <w:pStyle w:val="Compact"/>
             </w:pPr>
-            <w:hyperlink r:id="rId21">
+            <w:hyperlink r:id="rId22">
               <w:r>
                 <w:rPr>
                   <w:rStyle w:val="Hyperlink"/>
@@ -1258,8 +1287,8 @@
         <w:t xml:space="preserve">Adapt this, put your own name on it, and delete anything you cannot stand behind.</w:t>
       </w:r>
     </w:p>
-    <w:bookmarkEnd w:id="22"/>
     <w:bookmarkEnd w:id="23"/>
+    <w:bookmarkEnd w:id="24"/>
     <w:sectPr>
       <w:footnotePr>
         <w:numRestart w:val="eachSect"/>

--- a/docs/standards/word/CISO-SUMMARY.docx
+++ b/docs/standards/word/CISO-SUMMARY.docx
@@ -20,7 +20,7 @@
           <w:b/>
           <w:bCs/>
         </w:rPr>
-        <w:t xml:space="preserve">Your engineers are building with AI assistants. Two pages on what to require, and how to tell</w:t>
+        <w:t xml:space="preserve">Your developers are building with AI assistants. Here's a two-page guide on what to require they</w:t>
       </w:r>
       <w:r>
         <w:rPr>
@@ -34,7 +34,7 @@
           <w:b/>
           <w:bCs/>
         </w:rPr>
-        <w:t xml:space="preserve">whether you actually got it.</w:t>
+        <w:t xml:space="preserve">do, and how to tell whether you actually got it.</w:t>
       </w:r>
     </w:p>
     <w:p>
@@ -58,13 +58,19 @@
         <w:t xml:space="preserve"> </w:t>
       </w:r>
       <w:r>
-        <w:t xml:space="preserve">standards behind it are different: most of their content is a base for an agent to apply to</w:t>
-      </w:r>
-      <w:r>
-        <w:t xml:space="preserve"> </w:t>
-      </w:r>
-      <w:r>
-        <w:t xml:space="preserve">a repository, which is how your teams should expect to use them.</w:t>
+        <w:t xml:space="preserve">standards behind it are different: most of their content is a base for</w:t>
+      </w:r>
+      <w:r>
+        <w:t xml:space="preserve"> </w:t>
+      </w:r>
+      <w:r>
+        <w:t xml:space="preserve">Claude Code, or another AI-assisted coding tool, to apply to a repository. That is how your</w:t>
+      </w:r>
+      <w:r>
+        <w:t xml:space="preserve"> </w:t>
+      </w:r>
+      <w:r>
+        <w:t xml:space="preserve">teams should expect to use them.</w:t>
       </w:r>
     </w:p>
     <w:p>
@@ -72,7 +78,7 @@
         <w:pStyle w:val="BlockText"/>
       </w:pPr>
       <w:r>
-        <w:t xml:space="preserve">The fastest way in: give an agent -- Claude Code or another -- the</w:t>
+        <w:t xml:space="preserve">The fastest way in: give the tool the</w:t>
       </w:r>
       <w:r>
         <w:t xml:space="preserve"> </w:t>

--- a/docs/standards/word/CISO-SUMMARY.docx
+++ b/docs/standards/word/CISO-SUMMARY.docx
@@ -1152,7 +1152,7 @@
                 <w:rPr>
                   <w:rStyle w:val="Hyperlink"/>
                 </w:rPr>
-                <w:t xml:space="preserve">Review depth</w:t>
+                <w:t xml:space="preserve">Human review of code</w:t>
               </w:r>
             </w:hyperlink>
           </w:p>

--- a/docs/standards/word/CISO-SUMMARY.docx
+++ b/docs/standards/word/CISO-SUMMARY.docx
@@ -197,7 +197,7 @@
         <w:t xml:space="preserve"> </w:t>
       </w:r>
       <w:r>
-        <w:t xml:space="preserve">Injection, weak authorisation, bad dependencies and leaked</w:t>
+        <w:t xml:space="preserve">Injection, weak authorization, bad dependencies and leaked</w:t>
       </w:r>
       <w:r>
         <w:t xml:space="preserve"> </w:t>
@@ -272,7 +272,7 @@
         <w:t xml:space="preserve"> </w:t>
       </w:r>
       <w:r>
-        <w:t xml:space="preserve">indistinguishable from no control. That single question separates real programmes from theatre.</w:t>
+        <w:t xml:space="preserve">indistinguishable from no control. That single question separates real programs from theatre.</w:t>
       </w:r>
     </w:p>
     <w:p>
@@ -325,7 +325,7 @@
         <w:pStyle w:val="FirstParagraph"/>
       </w:pPr>
       <w:r>
-        <w:t xml:space="preserve">Five failure modes cover it. Every control worth funding neutralises at least one of them; a</w:t>
+        <w:t xml:space="preserve">Five failure modes cover it. Every control worth funding neutralizes at least one of them; a</w:t>
       </w:r>
       <w:r>
         <w:t xml:space="preserve"> </w:t>
@@ -884,7 +884,7 @@
         <w:t xml:space="preserve"> </w:t>
       </w:r>
       <w:r>
-        <w:t xml:space="preserve">an authorisation path.</w:t>
+        <w:t xml:space="preserve">an authorization path.</w:t>
       </w:r>
     </w:p>
     <w:p>
@@ -1021,7 +1021,7 @@
         <w:t xml:space="preserve"> </w:t>
       </w:r>
       <w:r>
-        <w:t xml:space="preserve">your programme carries.</w:t>
+        <w:t xml:space="preserve">your program carries.</w:t>
       </w:r>
     </w:p>
     <w:p>

--- a/docs/standards/word/CISO-SUMMARY.docx
+++ b/docs/standards/word/CISO-SUMMARY.docx
@@ -46,31 +46,39 @@
           <w:b/>
           <w:bCs/>
         </w:rPr>
-        <w:t xml:space="preserve">Meant to be worked with, not read straight through.</w:t>
-      </w:r>
-      <w:r>
-        <w:t xml:space="preserve"> </w:t>
-      </w:r>
-      <w:r>
-        <w:t xml:space="preserve">This summary is written to be read. The</w:t>
-      </w:r>
-      <w:r>
-        <w:t xml:space="preserve"> </w:t>
-      </w:r>
-      <w:r>
-        <w:t xml:space="preserve">standards behind it are different: most of their content is a base for</w:t>
-      </w:r>
-      <w:r>
-        <w:t xml:space="preserve"> </w:t>
-      </w:r>
-      <w:r>
-        <w:t xml:space="preserve">Claude Code, or another AI-assisted coding tool, to apply to a repository. That is how your</w:t>
-      </w:r>
-      <w:r>
-        <w:t xml:space="preserve"> </w:t>
-      </w:r>
-      <w:r>
-        <w:t xml:space="preserve">teams should expect to use them.</w:t>
+        <w:t xml:space="preserve">This one is written to be read.</w:t>
+      </w:r>
+      <w:r>
+        <w:t xml:space="preserve"> </w:t>
+      </w:r>
+      <w:r>
+        <w:t xml:space="preserve">So is</w:t>
+      </w:r>
+      <w:r>
+        <w:t xml:space="preserve"> </w:t>
+      </w:r>
+      <w:hyperlink r:id="rId9">
+        <w:r>
+          <w:rPr>
+            <w:rStyle w:val="Hyperlink"/>
+          </w:rPr>
+          <w:t xml:space="preserve">Human review of code</w:t>
+        </w:r>
+      </w:hyperlink>
+      <w:r>
+        <w:t xml:space="preserve">. The other</w:t>
+      </w:r>
+      <w:r>
+        <w:t xml:space="preserve"> </w:t>
+      </w:r>
+      <w:r>
+        <w:t xml:space="preserve">standards are different: most of their content is a base for Claude Code, or another AI-assisted</w:t>
+      </w:r>
+      <w:r>
+        <w:t xml:space="preserve"> </w:t>
+      </w:r>
+      <w:r>
+        <w:t xml:space="preserve">coding tool, to apply to a repository, and that is how your teams should expect to use them.</w:t>
       </w:r>
     </w:p>
     <w:p>
@@ -83,7 +91,7 @@
       <w:r>
         <w:t xml:space="preserve"> </w:t>
       </w:r>
-      <w:hyperlink r:id="rId9">
+      <w:hyperlink r:id="rId10">
         <w:r>
           <w:rPr>
             <w:rStyle w:val="Hyperlink"/>
@@ -136,7 +144,7 @@
       <w:r>
         <w:t xml:space="preserve"> </w:t>
       </w:r>
-      <w:hyperlink r:id="rId10">
+      <w:hyperlink r:id="rId11">
         <w:r>
           <w:rPr>
             <w:rStyle w:val="Hyperlink"/>
@@ -150,7 +158,7 @@
       <w:r>
         <w:t xml:space="preserve"> </w:t>
       </w:r>
-      <w:hyperlink r:id="rId11">
+      <w:hyperlink r:id="rId12">
         <w:r>
           <w:rPr>
             <w:rStyle w:val="Hyperlink"/>
@@ -169,7 +177,7 @@
         </w:pict>
       </w:r>
     </w:p>
-    <w:bookmarkStart w:id="12" w:name="the-bottom-line"/>
+    <w:bookmarkStart w:id="13" w:name="the-bottom-line"/>
     <w:p>
       <w:pPr>
         <w:pStyle w:val="Heading2"/>
@@ -310,8 +318,8 @@
         </w:pict>
       </w:r>
     </w:p>
-    <w:bookmarkEnd w:id="12"/>
-    <w:bookmarkStart w:id="13" w:name="Xcbf55e1dc656b3ccdb9dffda2f53baf834e09ac"/>
+    <w:bookmarkEnd w:id="13"/>
+    <w:bookmarkStart w:id="14" w:name="Xcbf55e1dc656b3ccdb9dffda2f53baf834e09ac"/>
     <w:p>
       <w:pPr>
         <w:pStyle w:val="Heading2"/>
@@ -539,8 +547,8 @@
         </w:pict>
       </w:r>
     </w:p>
-    <w:bookmarkEnd w:id="13"/>
-    <w:bookmarkStart w:id="14" w:name="X8b4b5e9e298a095c29b76446c0ae8f3da10e898"/>
+    <w:bookmarkEnd w:id="14"/>
+    <w:bookmarkStart w:id="15" w:name="X8b4b5e9e298a095c29b76446c0ae8f3da10e898"/>
     <w:p>
       <w:pPr>
         <w:pStyle w:val="Heading2"/>
@@ -821,8 +829,8 @@
         </w:pict>
       </w:r>
     </w:p>
-    <w:bookmarkEnd w:id="14"/>
-    <w:bookmarkStart w:id="15" w:name="what-to-fund-first"/>
+    <w:bookmarkEnd w:id="15"/>
+    <w:bookmarkStart w:id="16" w:name="what-to-fund-first"/>
     <w:p>
       <w:pPr>
         <w:pStyle w:val="Heading2"/>
@@ -930,8 +938,8 @@
         </w:pict>
       </w:r>
     </w:p>
-    <w:bookmarkEnd w:id="15"/>
-    <w:bookmarkStart w:id="16" w:name="what-this-is-not"/>
+    <w:bookmarkEnd w:id="16"/>
+    <w:bookmarkStart w:id="17" w:name="what-this-is-not"/>
     <w:p>
       <w:pPr>
         <w:pStyle w:val="Heading2"/>
@@ -1053,7 +1061,7 @@
         </w:pict>
       </w:r>
     </w:p>
-    <w:bookmarkEnd w:id="16"/>
+    <w:bookmarkEnd w:id="17"/>
     <w:bookmarkStart w:id="23" w:name="where-to-go-next"/>
     <w:p>
       <w:pPr>
@@ -1118,7 +1126,7 @@
             <w:pPr>
               <w:pStyle w:val="Compact"/>
             </w:pPr>
-            <w:hyperlink r:id="rId17">
+            <w:hyperlink r:id="rId18">
               <w:r>
                 <w:rPr>
                   <w:rStyle w:val="Hyperlink"/>
@@ -1147,7 +1155,7 @@
             <w:pPr>
               <w:pStyle w:val="Compact"/>
             </w:pPr>
-            <w:hyperlink r:id="rId18">
+            <w:hyperlink r:id="rId9">
               <w:r>
                 <w:rPr>
                   <w:rStyle w:val="Hyperlink"/>

--- a/docs/standards/word/CISO-SUMMARY.docx
+++ b/docs/standards/word/CISO-SUMMARY.docx
@@ -46,13 +46,10 @@
           <w:b/>
           <w:bCs/>
         </w:rPr>
-        <w:t xml:space="preserve">This one is written to be read.</w:t>
-      </w:r>
-      <w:r>
-        <w:t xml:space="preserve"> </w:t>
-      </w:r>
-      <w:r>
-        <w:t xml:space="preserve">So is</w:t>
+        <w:t xml:space="preserve">This one is written to be read</w:t>
+      </w:r>
+      <w:r>
+        <w:t xml:space="preserve">, and so is</w:t>
       </w:r>
       <w:r>
         <w:t xml:space="preserve"> </w:t>
@@ -72,13 +69,19 @@
         <w:t xml:space="preserve"> </w:t>
       </w:r>
       <w:r>
-        <w:t xml:space="preserve">standards are different: most of their content is a base for Claude Code, or another AI-assisted</w:t>
-      </w:r>
-      <w:r>
-        <w:t xml:space="preserve"> </w:t>
-      </w:r>
-      <w:r>
-        <w:t xml:space="preserve">coding tool, to apply to a repository, and that is how your teams should expect to use them.</w:t>
+        <w:t xml:space="preserve">standards are denser. Your teams will get through those faster by handing the markdown to Claude</w:t>
+      </w:r>
+      <w:r>
+        <w:t xml:space="preserve"> </w:t>
+      </w:r>
+      <w:r>
+        <w:t xml:space="preserve">Code, or another AI-assisted coding tool, and asking it to summarize or rewrite them against the</w:t>
+      </w:r>
+      <w:r>
+        <w:t xml:space="preserve"> </w:t>
+      </w:r>
+      <w:r>
+        <w:t xml:space="preserve">repository they actually work in.</w:t>
       </w:r>
     </w:p>
     <w:p>

--- a/docs/standards/word/CISO-SUMMARY.docx
+++ b/docs/standards/word/CISO-SUMMARY.docx
@@ -20,7 +20,7 @@
           <w:b/>
           <w:bCs/>
         </w:rPr>
-        <w:t xml:space="preserve">Your developers are building with AI assistants. Here's a two-page guide on what to require they</w:t>
+        <w:t xml:space="preserve">Your developers are building with AI coding assistants. Here's a two-page guide on what to require they</w:t>
       </w:r>
       <w:r>
         <w:rPr>
@@ -75,7 +75,7 @@
         <w:t xml:space="preserve"> </w:t>
       </w:r>
       <w:r>
-        <w:t xml:space="preserve">Code, or another AI-assisted coding tool, and asking it to summarize or rewrite them against the</w:t>
+        <w:t xml:space="preserve">Code, or another AI coding assistant, and asking it to summarize or rewrite them against the</w:t>
       </w:r>
       <w:r>
         <w:t xml:space="preserve"> </w:t>
@@ -322,13 +322,13 @@
       </w:r>
     </w:p>
     <w:bookmarkEnd w:id="13"/>
-    <w:bookmarkStart w:id="14" w:name="Xcbf55e1dc656b3ccdb9dffda2f53baf834e09ac"/>
+    <w:bookmarkStart w:id="14" w:name="X491d1ee4c0f0221b2754a5058877b7be3649c8a"/>
     <w:p>
       <w:pPr>
         <w:pStyle w:val="Heading2"/>
       </w:pPr>
       <w:r>
-        <w:t xml:space="preserve">What actually changes with an assistant in the loop</w:t>
+        <w:t xml:space="preserve">What actually changes with an AI coding assistant in the loop</w:t>
       </w:r>
     </w:p>
     <w:p>

--- a/docs/standards/word/CISO-SUMMARY.docx
+++ b/docs/standards/word/CISO-SUMMARY.docx
@@ -20,7 +20,7 @@
           <w:b/>
           <w:bCs/>
         </w:rPr>
-        <w:t xml:space="preserve">Your developers are building with AI coding assistants. Here's a two-page guide on what to require they</w:t>
+        <w:t xml:space="preserve">Your developers are building with AI coding assistants. Here's a two-page guide on what to</w:t>
       </w:r>
       <w:r>
         <w:rPr>
@@ -34,7 +34,7 @@
           <w:b/>
           <w:bCs/>
         </w:rPr>
-        <w:t xml:space="preserve">do, and how to tell whether you actually got it.</w:t>
+        <w:t xml:space="preserve">require they do, and how to tell whether you actually got it.</w:t>
       </w:r>
     </w:p>
     <w:p>
@@ -46,55 +46,12 @@
           <w:b/>
           <w:bCs/>
         </w:rPr>
-        <w:t xml:space="preserve">This one is written to be read</w:t>
-      </w:r>
-      <w:r>
-        <w:t xml:space="preserve">, and so is</w:t>
+        <w:t xml:space="preserve">Take a copy:</w:t>
       </w:r>
       <w:r>
         <w:t xml:space="preserve"> </w:t>
       </w:r>
       <w:hyperlink r:id="rId9">
-        <w:r>
-          <w:rPr>
-            <w:rStyle w:val="Hyperlink"/>
-          </w:rPr>
-          <w:t xml:space="preserve">Human review of code</w:t>
-        </w:r>
-      </w:hyperlink>
-      <w:r>
-        <w:t xml:space="preserve">. The other</w:t>
-      </w:r>
-      <w:r>
-        <w:t xml:space="preserve"> </w:t>
-      </w:r>
-      <w:r>
-        <w:t xml:space="preserve">standards are denser. Your teams will get through those faster by handing the markdown to Claude</w:t>
-      </w:r>
-      <w:r>
-        <w:t xml:space="preserve"> </w:t>
-      </w:r>
-      <w:r>
-        <w:t xml:space="preserve">Code, or another AI coding assistant, and asking it to summarize or rewrite them against the</w:t>
-      </w:r>
-      <w:r>
-        <w:t xml:space="preserve"> </w:t>
-      </w:r>
-      <w:r>
-        <w:t xml:space="preserve">repository they actually work in.</w:t>
-      </w:r>
-    </w:p>
-    <w:p>
-      <w:pPr>
-        <w:pStyle w:val="BlockText"/>
-      </w:pPr>
-      <w:r>
-        <w:t xml:space="preserve">The fastest way in: give the tool the</w:t>
-      </w:r>
-      <w:r>
-        <w:t xml:space="preserve"> </w:t>
-      </w:r>
-      <w:hyperlink r:id="rId10">
         <w:r>
           <w:rPr>
             <w:rStyle w:val="Hyperlink"/>
@@ -103,51 +60,15 @@
         </w:r>
       </w:hyperlink>
       <w:r>
-        <w:t xml:space="preserve">, ask it to</w:t>
-      </w:r>
-      <w:r>
-        <w:t xml:space="preserve"> </w:t>
-      </w:r>
-      <w:r>
-        <w:rPr>
-          <w:b/>
-          <w:bCs/>
-        </w:rPr>
-        <w:t xml:space="preserve">summarize the document against your repository</w:t>
-      </w:r>
-      <w:r>
-        <w:t xml:space="preserve">, and then ask it questions. What here</w:t>
-      </w:r>
-      <w:r>
-        <w:t xml:space="preserve"> </w:t>
-      </w:r>
-      <w:r>
-        <w:t xml:space="preserve">already holds? What would have to change? What would each gap cost? That conversation is</w:t>
-      </w:r>
-      <w:r>
-        <w:t xml:space="preserve"> </w:t>
-      </w:r>
-      <w:r>
-        <w:t xml:space="preserve">worth more than reading top to bottom, because the answers are about your code rather than</w:t>
-      </w:r>
-      <w:r>
-        <w:t xml:space="preserve"> </w:t>
-      </w:r>
-      <w:r>
-        <w:t xml:space="preserve">about the document.</w:t>
-      </w:r>
-    </w:p>
-    <w:p>
-      <w:pPr>
-        <w:pStyle w:val="BlockText"/>
-      </w:pPr>
-      <w:r>
-        <w:t xml:space="preserve">Reading or circulating instead?</w:t>
-      </w:r>
-      <w:r>
-        <w:t xml:space="preserve"> </w:t>
-      </w:r>
-      <w:hyperlink r:id="rId11">
+        <w:t xml:space="preserve"> </w:t>
+      </w:r>
+      <w:r>
+        <w:t xml:space="preserve">or</w:t>
+      </w:r>
+      <w:r>
+        <w:t xml:space="preserve"> </w:t>
+      </w:r>
+      <w:hyperlink r:id="rId10">
         <w:r>
           <w:rPr>
             <w:rStyle w:val="Hyperlink"/>
@@ -161,7 +82,7 @@
       <w:r>
         <w:t xml:space="preserve"> </w:t>
       </w:r>
-      <w:hyperlink r:id="rId12">
+      <w:hyperlink r:id="rId11">
         <w:r>
           <w:rPr>
             <w:rStyle w:val="Hyperlink"/>
@@ -180,7 +101,7 @@
         </w:pict>
       </w:r>
     </w:p>
-    <w:bookmarkStart w:id="13" w:name="the-bottom-line"/>
+    <w:bookmarkStart w:id="12" w:name="the-bottom-line"/>
     <w:p>
       <w:pPr>
         <w:pStyle w:val="Heading2"/>
@@ -321,8 +242,8 @@
         </w:pict>
       </w:r>
     </w:p>
-    <w:bookmarkEnd w:id="13"/>
-    <w:bookmarkStart w:id="14" w:name="X491d1ee4c0f0221b2754a5058877b7be3649c8a"/>
+    <w:bookmarkEnd w:id="12"/>
+    <w:bookmarkStart w:id="13" w:name="X491d1ee4c0f0221b2754a5058877b7be3649c8a"/>
     <w:p>
       <w:pPr>
         <w:pStyle w:val="Heading2"/>
@@ -336,19 +257,19 @@
         <w:pStyle w:val="FirstParagraph"/>
       </w:pPr>
       <w:r>
-        <w:t xml:space="preserve">Five failure modes cover it. Every control worth funding neutralizes at least one of them; a</w:t>
-      </w:r>
-      <w:r>
-        <w:t xml:space="preserve"> </w:t>
-      </w:r>
-      <w:r>
-        <w:t xml:space="preserve">proposed control that answers none is ceremony, and ceremony is what gets dropped first under</w:t>
-      </w:r>
-      <w:r>
-        <w:t xml:space="preserve"> </w:t>
-      </w:r>
-      <w:r>
-        <w:t xml:space="preserve">pressure -- taking the load-bearing rules beside it.</w:t>
+        <w:t xml:space="preserve">Five failure modes cover it. Every control worth funding neutralizes at least one of them. A</w:t>
+      </w:r>
+      <w:r>
+        <w:t xml:space="preserve"> </w:t>
+      </w:r>
+      <w:r>
+        <w:t xml:space="preserve">proposed control that answers none is ceremony -- and ceremony is what gets dropped first under</w:t>
+      </w:r>
+      <w:r>
+        <w:t xml:space="preserve"> </w:t>
+      </w:r>
+      <w:r>
+        <w:t xml:space="preserve">pressure, taking the load-bearing rules beside it.</w:t>
       </w:r>
     </w:p>
     <w:tbl>
@@ -550,8 +471,8 @@
         </w:pict>
       </w:r>
     </w:p>
-    <w:bookmarkEnd w:id="14"/>
-    <w:bookmarkStart w:id="15" w:name="X8b4b5e9e298a095c29b76446c0ae8f3da10e898"/>
+    <w:bookmarkEnd w:id="13"/>
+    <w:bookmarkStart w:id="14" w:name="X8b4b5e9e298a095c29b76446c0ae8f3da10e898"/>
     <w:p>
       <w:pPr>
         <w:pStyle w:val="Heading2"/>
@@ -816,13 +737,13 @@
         <w:t xml:space="preserve"> </w:t>
       </w:r>
       <w:r>
-        <w:t xml:space="preserve">conversation, not verdict. Those numbers are weak or invertible predictors of real defects, and</w:t>
-      </w:r>
-      <w:r>
-        <w:t xml:space="preserve"> </w:t>
-      </w:r>
-      <w:r>
-        <w:t xml:space="preserve">gating on them buys the appearance of rigor while the structural controls go unfunded.</w:t>
+        <w:t xml:space="preserve">conversation, not verdict. Those numbers are weak or invertible predictors of real defects. Gating</w:t>
+      </w:r>
+      <w:r>
+        <w:t xml:space="preserve"> </w:t>
+      </w:r>
+      <w:r>
+        <w:t xml:space="preserve">on them buys the appearance of rigor while the structural controls go unfunded.</w:t>
       </w:r>
     </w:p>
     <w:p>
@@ -832,8 +753,8 @@
         </w:pict>
       </w:r>
     </w:p>
-    <w:bookmarkEnd w:id="15"/>
-    <w:bookmarkStart w:id="16" w:name="what-to-fund-first"/>
+    <w:bookmarkEnd w:id="14"/>
+    <w:bookmarkStart w:id="15" w:name="what-to-fund-first"/>
     <w:p>
       <w:pPr>
         <w:pStyle w:val="Heading2"/>
@@ -941,8 +862,8 @@
         </w:pict>
       </w:r>
     </w:p>
-    <w:bookmarkEnd w:id="16"/>
-    <w:bookmarkStart w:id="17" w:name="what-this-is-not"/>
+    <w:bookmarkEnd w:id="15"/>
+    <w:bookmarkStart w:id="16" w:name="what-this-is-not"/>
     <w:p>
       <w:pPr>
         <w:pStyle w:val="Heading2"/>
@@ -1064,7 +985,7 @@
         </w:pict>
       </w:r>
     </w:p>
-    <w:bookmarkEnd w:id="17"/>
+    <w:bookmarkEnd w:id="16"/>
     <w:bookmarkStart w:id="23" w:name="where-to-go-next"/>
     <w:p>
       <w:pPr>
@@ -1129,7 +1050,7 @@
             <w:pPr>
               <w:pStyle w:val="Compact"/>
             </w:pPr>
-            <w:hyperlink r:id="rId18">
+            <w:hyperlink r:id="rId17">
               <w:r>
                 <w:rPr>
                   <w:rStyle w:val="Hyperlink"/>
@@ -1158,7 +1079,7 @@
             <w:pPr>
               <w:pStyle w:val="Compact"/>
             </w:pPr>
-            <w:hyperlink r:id="rId9">
+            <w:hyperlink r:id="rId18">
               <w:r>
                 <w:rPr>
                   <w:rStyle w:val="Hyperlink"/>

--- a/docs/standards/word/CISO-SUMMARY.docx
+++ b/docs/standards/word/CISO-SUMMARY.docx
@@ -2,7 +2,7 @@
 <file path=word/document.xml><?xml version="1.0" encoding="utf-8"?>
 <w:document xmlns:w="http://schemas.openxmlformats.org/wordprocessingml/2006/main" xmlns:m="http://schemas.openxmlformats.org/officeDocument/2006/math" xmlns:r="http://schemas.openxmlformats.org/officeDocument/2006/relationships" xmlns:o="urn:schemas-microsoft-com:office:office" xmlns:v="urn:schemas-microsoft-com:vml" xmlns:w10="urn:schemas-microsoft-com:office:word" xmlns:a="http://schemas.openxmlformats.org/drawingml/2006/main" xmlns:pic="http://schemas.openxmlformats.org/drawingml/2006/picture" xmlns:wp="http://schemas.openxmlformats.org/drawingml/2006/wordprocessingDrawing">
   <w:body>
-    <w:bookmarkStart w:id="24" w:name="the-ciso-summary"/>
+    <w:bookmarkStart w:id="25" w:name="the-ciso-summary"/>
     <w:p>
       <w:pPr>
         <w:pStyle w:val="Heading1"/>
@@ -20,7 +20,7 @@
           <w:b/>
           <w:bCs/>
         </w:rPr>
-        <w:t xml:space="preserve">Your developers are building with AI coding assistants. Here's a two-page guide on what to</w:t>
+        <w:t xml:space="preserve">Your developers are building with AI coding assistants. A short guide to what to require of them,</w:t>
       </w:r>
       <w:r>
         <w:rPr>
@@ -34,7 +34,7 @@
           <w:b/>
           <w:bCs/>
         </w:rPr>
-        <w:t xml:space="preserve">require they do, and how to tell whether you actually got it.</w:t>
+        <w:t xml:space="preserve">and how to tell whether you got it.</w:t>
       </w:r>
     </w:p>
     <w:p>
@@ -101,119 +101,100 @@
         </w:pict>
       </w:r>
     </w:p>
-    <w:bookmarkStart w:id="12" w:name="the-bottom-line"/>
+    <w:bookmarkStart w:id="12" w:name="in-short"/>
     <w:p>
       <w:pPr>
         <w:pStyle w:val="Heading2"/>
       </w:pPr>
       <w:r>
-        <w:t xml:space="preserve">The bottom line</w:t>
-      </w:r>
-    </w:p>
-    <w:p>
-      <w:pPr>
-        <w:pStyle w:val="Compact"/>
-        <w:numPr>
-          <w:ilvl w:val="0"/>
-          <w:numId w:val="1001"/>
-        </w:numPr>
-      </w:pPr>
+        <w:t xml:space="preserve">In short</w:t>
+      </w:r>
+    </w:p>
+    <w:p>
+      <w:pPr>
+        <w:pStyle w:val="FirstParagraph"/>
+      </w:pPr>
+      <w:r>
+        <w:t xml:space="preserve">Assisted code fails in the ways code has always failed. Injection, weak authorization, bad</w:t>
+      </w:r>
+      <w:r>
+        <w:t xml:space="preserve"> </w:t>
+      </w:r>
+      <w:r>
+        <w:t xml:space="preserve">dependencies, leaked secrets -- the categories have not moved. What moved is the volume arriving for</w:t>
+      </w:r>
+      <w:r>
+        <w:t xml:space="preserve"> </w:t>
+      </w:r>
+      <w:r>
+        <w:t xml:space="preserve">review, the speed it arrives at, and how finished it looks before anyone has checked it.</w:t>
+      </w:r>
+    </w:p>
+    <w:p>
+      <w:pPr>
+        <w:pStyle w:val="BodyText"/>
+      </w:pPr>
+      <w:r>
+        <w:t xml:space="preserve">That points at a particular kind of control: one that does not read the code's confidence.</w:t>
+      </w:r>
+      <w:r>
+        <w:t xml:space="preserve"> </w:t>
+      </w:r>
+      <w:r>
+        <w:t xml:space="preserve">Structural checks, applied to every change, that a person cannot talk past. And one question sorts a</w:t>
+      </w:r>
+      <w:r>
+        <w:t xml:space="preserve"> </w:t>
+      </w:r>
+      <w:r>
+        <w:t xml:space="preserve">real control from a decorative one --</w:t>
+      </w:r>
+      <w:r>
+        <w:t xml:space="preserve"> </w:t>
+      </w:r>
       <w:r>
         <w:rPr>
           <w:b/>
           <w:bCs/>
         </w:rPr>
-        <w:t xml:space="preserve">The risk categories are not new.</w:t>
-      </w:r>
-      <w:r>
-        <w:t xml:space="preserve"> </w:t>
-      </w:r>
-      <w:r>
-        <w:t xml:space="preserve">Injection, weak authorization, bad dependencies and leaked</w:t>
-      </w:r>
-      <w:r>
-        <w:t xml:space="preserve"> </w:t>
-      </w:r>
-      <w:r>
-        <w:t xml:space="preserve">secrets are the same list as last year. What changed is</w:t>
-      </w:r>
-      <w:r>
-        <w:t xml:space="preserve"> </w:t>
-      </w:r>
-      <w:r>
-        <w:rPr>
-          <w:b/>
-          <w:bCs/>
-        </w:rPr>
-        <w:t xml:space="preserve">volume, speed, and confidence</w:t>
-      </w:r>
-      <w:r>
-        <w:t xml:space="preserve">.</w:t>
-      </w:r>
-    </w:p>
-    <w:p>
-      <w:pPr>
-        <w:pStyle w:val="Compact"/>
-        <w:numPr>
-          <w:ilvl w:val="0"/>
-          <w:numId w:val="1001"/>
-        </w:numPr>
-      </w:pPr>
-      <w:r>
-        <w:rPr>
-          <w:b/>
-          <w:bCs/>
-        </w:rPr>
-        <w:t xml:space="preserve">Reviewing more code is not the answer.</w:t>
-      </w:r>
-      <w:r>
-        <w:t xml:space="preserve"> </w:t>
-      </w:r>
-      <w:r>
-        <w:t xml:space="preserve">The answer is controls that do not care how finished</w:t>
-      </w:r>
-      <w:r>
-        <w:t xml:space="preserve"> </w:t>
-      </w:r>
-      <w:r>
-        <w:t xml:space="preserve">the output looks, because looking finished is precisely what assisted output is good at.</w:t>
-      </w:r>
-    </w:p>
-    <w:p>
-      <w:pPr>
-        <w:pStyle w:val="Compact"/>
-        <w:numPr>
-          <w:ilvl w:val="0"/>
-          <w:numId w:val="1001"/>
-        </w:numPr>
-      </w:pPr>
-      <w:r>
-        <w:rPr>
-          <w:b/>
-          <w:bCs/>
-        </w:rPr>
-        <w:t xml:space="preserve">Ask for receipts, not assurances.</w:t>
-      </w:r>
-      <w:r>
-        <w:t xml:space="preserve"> </w:t>
-      </w:r>
-      <w:r>
-        <w:t xml:space="preserve">A control that has never been proven able to fail is</w:t>
-      </w:r>
-      <w:r>
-        <w:t xml:space="preserve"> </w:t>
-      </w:r>
-      <w:r>
-        <w:t xml:space="preserve">indistinguishable from no control. That single question separates real programs from theatre.</w:t>
-      </w:r>
-    </w:p>
-    <w:p>
-      <w:pPr>
-        <w:pStyle w:val="Compact"/>
-        <w:numPr>
-          <w:ilvl w:val="0"/>
-          <w:numId w:val="1001"/>
-        </w:numPr>
+        <w:t xml:space="preserve">when did you last prove this control can fail?</w:t>
+      </w:r>
+      <w:r>
+        <w:t xml:space="preserve"> </w:t>
+      </w:r>
+      <w:r>
+        <w:t xml:space="preserve">A gate</w:t>
+      </w:r>
+      <w:r>
+        <w:t xml:space="preserve"> </w:t>
+      </w:r>
+      <w:r>
+        <w:t xml:space="preserve">nobody has ever watched go red is not evidence of anything.</w:t>
+      </w:r>
+    </w:p>
+    <w:p>
+      <w:pPr>
+        <w:pStyle w:val="BodyText"/>
+      </w:pPr>
+      <w:r>
+        <w:t xml:space="preserve">Fund structural controls first, a human arbiter who cannot be skipped second, and measurement last.</w:t>
+      </w:r>
+      <w:r>
+        <w:t xml:space="preserve"> </w:t>
+      </w:r>
+      <w:r>
+        <w:t xml:space="preserve">The rest of this page is the five failure modes worth designing against, the five questions to ask,</w:t>
+      </w:r>
+      <w:r>
+        <w:t xml:space="preserve"> </w:t>
+      </w:r>
+      <w:r>
+        <w:t xml:space="preserve">and what a usable answer to each sounds like.</w:t>
+      </w:r>
+    </w:p>
+    <w:p>
+      <w:pPr>
+        <w:pStyle w:val="BodyText"/>
       </w:pPr>
       <w:r>
         <w:rPr>
@@ -226,13 +207,7 @@
         <w:t xml:space="preserve"> </w:t>
       </w:r>
       <w:r>
-        <w:t xml:space="preserve">These documents are a bar to set, not an attestation to</w:t>
-      </w:r>
-      <w:r>
-        <w:t xml:space="preserve"> </w:t>
-      </w:r>
-      <w:r>
-        <w:t xml:space="preserve">present. Anyone who tells you otherwise is selling something.</w:t>
+        <w:t xml:space="preserve">These documents are a bar to set. No badge comes with them.</w:t>
       </w:r>
     </w:p>
     <w:p>
@@ -243,13 +218,13 @@
       </w:r>
     </w:p>
     <w:bookmarkEnd w:id="12"/>
-    <w:bookmarkStart w:id="13" w:name="X491d1ee4c0f0221b2754a5058877b7be3649c8a"/>
+    <w:bookmarkStart w:id="13" w:name="X1d60539776e31e152c7ba02494ede93f8a0445f"/>
     <w:p>
       <w:pPr>
         <w:pStyle w:val="Heading2"/>
       </w:pPr>
       <w:r>
-        <w:t xml:space="preserve">What actually changes with an AI coding assistant in the loop</w:t>
+        <w:t xml:space="preserve">What changes with an AI coding assistant in the loop</w:t>
       </w:r>
     </w:p>
     <w:p>
@@ -257,19 +232,25 @@
         <w:pStyle w:val="FirstParagraph"/>
       </w:pPr>
       <w:r>
-        <w:t xml:space="preserve">Five failure modes cover it. Every control worth funding neutralizes at least one of them. A</w:t>
-      </w:r>
-      <w:r>
-        <w:t xml:space="preserve"> </w:t>
-      </w:r>
-      <w:r>
-        <w:t xml:space="preserve">proposed control that answers none is ceremony -- and ceremony is what gets dropped first under</w:t>
-      </w:r>
-      <w:r>
-        <w:t xml:space="preserve"> </w:t>
-      </w:r>
-      <w:r>
-        <w:t xml:space="preserve">pressure, taking the load-bearing rules beside it.</w:t>
+        <w:t xml:space="preserve">The five modes below are the ones this control set was written against. They are not a complete</w:t>
+      </w:r>
+      <w:r>
+        <w:t xml:space="preserve"> </w:t>
+      </w:r>
+      <w:r>
+        <w:t xml:space="preserve">taxonomy and they overlap in practice. Their use is as a test on a proposed control: one that</w:t>
+      </w:r>
+      <w:r>
+        <w:t xml:space="preserve"> </w:t>
+      </w:r>
+      <w:r>
+        <w:t xml:space="preserve">neutralizes none of them is ceremony, and ceremony is what gets dropped first under pressure --</w:t>
+      </w:r>
+      <w:r>
+        <w:t xml:space="preserve"> </w:t>
+      </w:r>
+      <w:r>
+        <w:t xml:space="preserve">usually taking whatever load-bearing rule sat next to it in the same document.</w:t>
       </w:r>
     </w:p>
     <w:tbl>
@@ -332,7 +313,7 @@
               <w:pStyle w:val="Compact"/>
             </w:pPr>
             <w:r>
-              <w:t xml:space="preserve">Code diverges from what was asked, with no written intent to check it against</w:t>
+              <w:t xml:space="preserve">The change does something adjacent to what was asked, and no written statement of the ask exists to compare it against</w:t>
             </w:r>
           </w:p>
         </w:tc>
@@ -360,7 +341,7 @@
               <w:pStyle w:val="Compact"/>
             </w:pPr>
             <w:r>
-              <w:t xml:space="preserve">Confidently wrong edits late in a long session; the same files re-read</w:t>
+              <w:t xml:space="preserve">Confident, wrong edits late in a long session; the same files read over and over; an earlier decision quietly reversed</w:t>
             </w:r>
           </w:p>
         </w:tc>
@@ -388,7 +369,7 @@
               <w:pStyle w:val="Compact"/>
             </w:pPr>
             <w:r>
-              <w:t xml:space="preserve">Mistakes compound across a long unsupervised run, and so does spend</w:t>
+              <w:t xml:space="preserve">A long unsupervised run compounds one bad assumption across many files. The spend compounds with it</w:t>
             </w:r>
           </w:p>
         </w:tc>
@@ -416,7 +397,7 @@
               <w:pStyle w:val="Compact"/>
             </w:pPr>
             <w:r>
-              <w:t xml:space="preserve">Review skipped because the output looks finished; people who can build but cannot debug</w:t>
+              <w:t xml:space="preserve">Review gets skipped because the output looks finished. Over a longer horizon: people who can produce a change but cannot debug one</w:t>
             </w:r>
           </w:p>
         </w:tc>
@@ -444,7 +425,7 @@
               <w:pStyle w:val="Compact"/>
             </w:pPr>
             <w:r>
-              <w:t xml:space="preserve">Confidence rises faster than correctness -- worst when the author reviews their own assisted work</w:t>
+              <w:t xml:space="preserve">Confidence rises faster than correctness, and furthest when the person reviewing the assisted work is the person who prompted it</w:t>
             </w:r>
           </w:p>
         </w:tc>
@@ -455,13 +436,13 @@
         <w:pStyle w:val="BodyText"/>
       </w:pPr>
       <w:r>
-        <w:t xml:space="preserve">The last one is the expensive one. It is the strongest argument for keeping the review step your</w:t>
-      </w:r>
-      <w:r>
-        <w:t xml:space="preserve"> </w:t>
-      </w:r>
-      <w:r>
-        <w:t xml:space="preserve">teams will offer to drop for speed.</w:t>
+        <w:t xml:space="preserve">The last one is why self-review of assisted work is the step to protect. It is also the step teams</w:t>
+      </w:r>
+      <w:r>
+        <w:t xml:space="preserve"> </w:t>
+      </w:r>
+      <w:r>
+        <w:t xml:space="preserve">volunteer to give up when they are behind schedule.</w:t>
       </w:r>
     </w:p>
     <w:p>
@@ -479,6 +460,26 @@
       </w:pPr>
       <w:r>
         <w:t xml:space="preserve">Five questions, and what a good answer sounds like</w:t>
+      </w:r>
+    </w:p>
+    <w:p>
+      <w:pPr>
+        <w:pStyle w:val="FirstParagraph"/>
+      </w:pPr>
+      <w:r>
+        <w:t xml:space="preserve">The weak answers below are the plausible ones. That is the point -- none of them is obviously</w:t>
+      </w:r>
+      <w:r>
+        <w:t xml:space="preserve"> </w:t>
+      </w:r>
+      <w:r>
+        <w:t xml:space="preserve">evasive, and each is what a competent team says when the underlying control is thinner than the</w:t>
+      </w:r>
+      <w:r>
+        <w:t xml:space="preserve"> </w:t>
+      </w:r>
+      <w:r>
+        <w:t xml:space="preserve">process around it.</w:t>
       </w:r>
     </w:p>
     <w:tbl>
@@ -525,7 +526,7 @@
               <w:pStyle w:val="Compact"/>
             </w:pPr>
             <w:r>
-              <w:t xml:space="preserve">A bad answer</w:t>
+              <w:t xml:space="preserve">A weak answer</w:t>
             </w:r>
           </w:p>
         </w:tc>
@@ -542,29 +543,29 @@
                 <w:b/>
                 <w:bCs/>
               </w:rPr>
-              <w:t xml:space="preserve">How do you know a gate works?</w:t>
-            </w:r>
-          </w:p>
-        </w:tc>
-        <w:tc>
-          <w:tcPr/>
-          <w:p>
-            <w:pPr>
-              <w:pStyle w:val="Compact"/>
-            </w:pPr>
-            <w:r>
-              <w:t xml:space="preserve">"We broke it on purpose and watched it fail, on this date"</w:t>
-            </w:r>
-          </w:p>
-        </w:tc>
-        <w:tc>
-          <w:tcPr/>
-          <w:p>
-            <w:pPr>
-              <w:pStyle w:val="Compact"/>
-            </w:pPr>
-            <w:r>
-              <w:t xml:space="preserve">"It is green"</w:t>
+              <w:t xml:space="preserve">How do you know that gate works?</w:t>
+            </w:r>
+          </w:p>
+        </w:tc>
+        <w:tc>
+          <w:tcPr/>
+          <w:p>
+            <w:pPr>
+              <w:pStyle w:val="Compact"/>
+            </w:pPr>
+            <w:r>
+              <w:t xml:space="preserve">"We turned the rule off on a branch, watched the build go red, and put the date in the commit"</w:t>
+            </w:r>
+          </w:p>
+        </w:tc>
+        <w:tc>
+          <w:tcPr/>
+          <w:p>
+            <w:pPr>
+              <w:pStyle w:val="Compact"/>
+            </w:pPr>
+            <w:r>
+              <w:t xml:space="preserve">"It has been green all quarter"</w:t>
             </w:r>
           </w:p>
         </w:tc>
@@ -581,29 +582,29 @@
                 <w:b/>
                 <w:bCs/>
               </w:rPr>
-              <w:t xml:space="preserve">What did the check actually examine?</w:t>
-            </w:r>
-          </w:p>
-        </w:tc>
-        <w:tc>
-          <w:tcPr/>
-          <w:p>
-            <w:pPr>
-              <w:pStyle w:val="Compact"/>
-            </w:pPr>
-            <w:r>
-              <w:t xml:space="preserve">A count of files or lines scanned, printed by the check itself</w:t>
-            </w:r>
-          </w:p>
-        </w:tc>
-        <w:tc>
-          <w:tcPr/>
-          <w:p>
-            <w:pPr>
-              <w:pStyle w:val="Compact"/>
-            </w:pPr>
-            <w:r>
-              <w:t xml:space="preserve">"It passed"</w:t>
+              <w:t xml:space="preserve">What did that check actually examine?</w:t>
+            </w:r>
+          </w:p>
+        </w:tc>
+        <w:tc>
+          <w:tcPr/>
+          <w:p>
+            <w:pPr>
+              <w:pStyle w:val="Compact"/>
+            </w:pPr>
+            <w:r>
+              <w:t xml:space="preserve">The check prints its own scope -- files scanned, rules applied -- so a run that measured nothing is visible as one</w:t>
+            </w:r>
+          </w:p>
+        </w:tc>
+        <w:tc>
+          <w:tcPr/>
+          <w:p>
+            <w:pPr>
+              <w:pStyle w:val="Compact"/>
+            </w:pPr>
+            <w:r>
+              <w:t xml:space="preserve">"It runs on every pull request"</w:t>
             </w:r>
           </w:p>
         </w:tc>
@@ -620,29 +621,29 @@
                 <w:b/>
                 <w:bCs/>
               </w:rPr>
-              <w:t xml:space="preserve">Who approved this change, and against what?</w:t>
-            </w:r>
-          </w:p>
-        </w:tc>
-        <w:tc>
-          <w:tcPr/>
-          <w:p>
-            <w:pPr>
-              <w:pStyle w:val="Compact"/>
-            </w:pPr>
-            <w:r>
-              <w:t xml:space="preserve">A written, testable intent that predates the code</w:t>
-            </w:r>
-          </w:p>
-        </w:tc>
-        <w:tc>
-          <w:tcPr/>
-          <w:p>
-            <w:pPr>
-              <w:pStyle w:val="Compact"/>
-            </w:pPr>
-            <w:r>
-              <w:t xml:space="preserve">"It was reviewed"</w:t>
+              <w:t xml:space="preserve">What was this change measured against?</w:t>
+            </w:r>
+          </w:p>
+        </w:tc>
+        <w:tc>
+          <w:tcPr/>
+          <w:p>
+            <w:pPr>
+              <w:pStyle w:val="Compact"/>
+            </w:pPr>
+            <w:r>
+              <w:t xml:space="preserve">A written statement of intent, predating the code, specific enough that the code could fail it</w:t>
+            </w:r>
+          </w:p>
+        </w:tc>
+        <w:tc>
+          <w:tcPr/>
+          <w:p>
+            <w:pPr>
+              <w:pStyle w:val="Compact"/>
+            </w:pPr>
+            <w:r>
+              <w:t xml:space="preserve">"Two engineers approved it"</w:t>
             </w:r>
           </w:p>
         </w:tc>
@@ -670,18 +671,18 @@
               <w:pStyle w:val="Compact"/>
             </w:pPr>
             <w:r>
-              <w:t xml:space="preserve">Verified to exist before adoption, version pinned by hash</w:t>
-            </w:r>
-          </w:p>
-        </w:tc>
-        <w:tc>
-          <w:tcPr/>
-          <w:p>
-            <w:pPr>
-              <w:pStyle w:val="Compact"/>
-            </w:pPr>
-            <w:r>
-              <w:t xml:space="preserve">"It is popular"</w:t>
+              <w:t xml:space="preserve">Confirmed to exist and to be the intended package before adoption, then pinned by hash</w:t>
+            </w:r>
+          </w:p>
+        </w:tc>
+        <w:tc>
+          <w:tcPr/>
+          <w:p>
+            <w:pPr>
+              <w:pStyle w:val="Compact"/>
+            </w:pPr>
+            <w:r>
+              <w:t xml:space="preserve">"It has a lot of stars and a recent release"</w:t>
             </w:r>
           </w:p>
         </w:tc>
@@ -709,18 +710,18 @@
               <w:pStyle w:val="Compact"/>
             </w:pPr>
             <w:r>
-              <w:t xml:space="preserve">An allowlist checked before publishing, not a sweep of the build directory</w:t>
-            </w:r>
-          </w:p>
-        </w:tc>
-        <w:tc>
-          <w:tcPr/>
-          <w:p>
-            <w:pPr>
-              <w:pStyle w:val="Compact"/>
-            </w:pPr>
-            <w:r>
-              <w:t xml:space="preserve">"Only what we built"</w:t>
+              <w:t xml:space="preserve">An allowlist of files, checked before publishing</w:t>
+            </w:r>
+          </w:p>
+        </w:tc>
+        <w:tc>
+          <w:tcPr/>
+          <w:p>
+            <w:pPr>
+              <w:pStyle w:val="Compact"/>
+            </w:pPr>
+            <w:r>
+              <w:t xml:space="preserve">"Whatever the build produces"</w:t>
             </w:r>
           </w:p>
         </w:tc>
@@ -731,19 +732,25 @@
         <w:pStyle w:val="BodyText"/>
       </w:pPr>
       <w:r>
-        <w:t xml:space="preserve">If an answer arrives as a percentage -- coverage, complexity, issue counts -- treat it as</w:t>
-      </w:r>
-      <w:r>
-        <w:t xml:space="preserve"> </w:t>
-      </w:r>
-      <w:r>
-        <w:t xml:space="preserve">conversation, not verdict. Those numbers are weak or invertible predictors of real defects. Gating</w:t>
-      </w:r>
-      <w:r>
-        <w:t xml:space="preserve"> </w:t>
-      </w:r>
-      <w:r>
-        <w:t xml:space="preserve">on them buys the appearance of rigor while the structural controls go unfunded.</w:t>
+        <w:t xml:space="preserve">If an answer arrives as a percentage -- coverage, a complexity score, an issue count -- treat it as a</w:t>
+      </w:r>
+      <w:r>
+        <w:t xml:space="preserve"> </w:t>
+      </w:r>
+      <w:r>
+        <w:t xml:space="preserve">conversation starter rather than a verdict. These track real defect rates loosely at best, and a</w:t>
+      </w:r>
+      <w:r>
+        <w:t xml:space="preserve"> </w:t>
+      </w:r>
+      <w:r>
+        <w:t xml:space="preserve">team measured on one will move the number without moving the risk underneath it. Gating on it buys</w:t>
+      </w:r>
+      <w:r>
+        <w:t xml:space="preserve"> </w:t>
+      </w:r>
+      <w:r>
+        <w:t xml:space="preserve">the appearance of rigor, and the structural controls are what goes unfunded instead.</w:t>
       </w:r>
     </w:p>
     <w:p>
@@ -761,6 +768,121 @@
       </w:pPr>
       <w:r>
         <w:t xml:space="preserve">What to fund first</w:t>
+      </w:r>
+    </w:p>
+    <w:p>
+      <w:pPr>
+        <w:pStyle w:val="Compact"/>
+        <w:numPr>
+          <w:ilvl w:val="0"/>
+          <w:numId w:val="1001"/>
+        </w:numPr>
+      </w:pPr>
+      <w:r>
+        <w:rPr>
+          <w:b/>
+          <w:bCs/>
+        </w:rPr>
+        <w:t xml:space="preserve">Structural controls that cannot be argued with</w:t>
+      </w:r>
+      <w:r>
+        <w:t xml:space="preserve">: enforced architecture and layer boundaries,</w:t>
+      </w:r>
+      <w:r>
+        <w:t xml:space="preserve"> </w:t>
+      </w:r>
+      <w:r>
+        <w:t xml:space="preserve">strict type checking, dependency verification and hash pinning, blocking security scanners, and</w:t>
+      </w:r>
+      <w:r>
+        <w:t xml:space="preserve"> </w:t>
+      </w:r>
+      <w:r>
+        <w:t xml:space="preserve">an allowlist on what gets published.</w:t>
+      </w:r>
+    </w:p>
+    <w:p>
+      <w:pPr>
+        <w:pStyle w:val="Compact"/>
+        <w:numPr>
+          <w:ilvl w:val="0"/>
+          <w:numId w:val="1001"/>
+        </w:numPr>
+      </w:pPr>
+      <w:r>
+        <w:rPr>
+          <w:b/>
+          <w:bCs/>
+        </w:rPr>
+        <w:t xml:space="preserve">A human arbiter who cannot be skipped</w:t>
+      </w:r>
+      <w:r>
+        <w:t xml:space="preserve">, especially where a change touches restricted data or</w:t>
+      </w:r>
+      <w:r>
+        <w:t xml:space="preserve"> </w:t>
+      </w:r>
+      <w:r>
+        <w:t xml:space="preserve">an authorization path.</w:t>
+      </w:r>
+    </w:p>
+    <w:p>
+      <w:pPr>
+        <w:pStyle w:val="Compact"/>
+        <w:numPr>
+          <w:ilvl w:val="0"/>
+          <w:numId w:val="1001"/>
+        </w:numPr>
+      </w:pPr>
+      <w:r>
+        <w:rPr>
+          <w:b/>
+          <w:bCs/>
+        </w:rPr>
+        <w:t xml:space="preserve">Measurement, last, and never as a gate on its own.</w:t>
+      </w:r>
+      <w:r>
+        <w:t xml:space="preserve"> </w:t>
+      </w:r>
+      <w:r>
+        <w:t xml:space="preserve">Mutation testing, coverage visibility,</w:t>
+      </w:r>
+      <w:r>
+        <w:t xml:space="preserve"> </w:t>
+      </w:r>
+      <w:r>
+        <w:t xml:space="preserve">duplication detection and complexity triage all inform a person. None of them certifies</w:t>
+      </w:r>
+      <w:r>
+        <w:t xml:space="preserve"> </w:t>
+      </w:r>
+      <w:r>
+        <w:t xml:space="preserve">anything.</w:t>
+      </w:r>
+    </w:p>
+    <w:p>
+      <w:pPr>
+        <w:pStyle w:val="FirstParagraph"/>
+      </w:pPr>
+      <w:r>
+        <w:t xml:space="preserve">The order matters. Reversed, you get a dashboard and no controls.</w:t>
+      </w:r>
+    </w:p>
+    <w:p>
+      <w:r>
+        <w:pict>
+          <v:rect style="width:0;height:1.5pt" o:hralign="center" o:hrstd="t" o:hr="t"/>
+        </w:pict>
+      </w:r>
+    </w:p>
+    <w:bookmarkEnd w:id="15"/>
+    <w:bookmarkStart w:id="16" w:name="what-this-is-not"/>
+    <w:p>
+      <w:pPr>
+        <w:pStyle w:val="Heading2"/>
+      </w:pPr>
+      <w:r>
+        <w:t xml:space="preserve">What this is not</w:t>
       </w:r>
     </w:p>
     <w:p>
@@ -776,22 +898,25 @@
           <w:b/>
           <w:bCs/>
         </w:rPr>
-        <w:t xml:space="preserve">Structural controls that cannot be argued with</w:t>
-      </w:r>
-      <w:r>
-        <w:t xml:space="preserve">: enforced architecture and layer boundaries,</w:t>
-      </w:r>
-      <w:r>
-        <w:t xml:space="preserve"> </w:t>
-      </w:r>
-      <w:r>
-        <w:t xml:space="preserve">strict type checking, dependency verification and hash pinning, blocking security scanners, and</w:t>
-      </w:r>
-      <w:r>
-        <w:t xml:space="preserve"> </w:t>
-      </w:r>
-      <w:r>
-        <w:t xml:space="preserve">an allowlist on what gets published.</w:t>
+        <w:t xml:space="preserve">Not a certification, and not an audit.</w:t>
+      </w:r>
+      <w:r>
+        <w:t xml:space="preserve"> </w:t>
+      </w:r>
+      <w:r>
+        <w:t xml:space="preserve">There is no badge and no pass mark. A completed</w:t>
+      </w:r>
+      <w:r>
+        <w:t xml:space="preserve"> </w:t>
+      </w:r>
+      <w:r>
+        <w:t xml:space="preserve">self-assessment is an argued position with pointers to evidence, and nothing here should be</w:t>
+      </w:r>
+      <w:r>
+        <w:t xml:space="preserve"> </w:t>
+      </w:r>
+      <w:r>
+        <w:t xml:space="preserve">presented as more than that.</w:t>
       </w:r>
     </w:p>
     <w:p>
@@ -807,16 +932,13 @@
           <w:b/>
           <w:bCs/>
         </w:rPr>
-        <w:t xml:space="preserve">A human arbiter who cannot be skipped</w:t>
-      </w:r>
-      <w:r>
-        <w:t xml:space="preserve">, especially where a change touches restricted data or</w:t>
-      </w:r>
-      <w:r>
-        <w:t xml:space="preserve"> </w:t>
-      </w:r>
-      <w:r>
-        <w:t xml:space="preserve">an authorization path.</w:t>
+        <w:t xml:space="preserve">Not independently reviewed.</w:t>
+      </w:r>
+      <w:r>
+        <w:t xml:space="preserve"> </w:t>
+      </w:r>
+      <w:r>
+        <w:t xml:space="preserve">No outside party has reviewed this material.</w:t>
       </w:r>
     </w:p>
     <w:p>
@@ -832,44 +954,19 @@
           <w:b/>
           <w:bCs/>
         </w:rPr>
-        <w:t xml:space="preserve">Measurement, last, and never as a gate on its own.</w:t>
-      </w:r>
-      <w:r>
-        <w:t xml:space="preserve"> </w:t>
-      </w:r>
-      <w:r>
-        <w:t xml:space="preserve">Mutation testing, coverage visibility,</w:t>
-      </w:r>
-      <w:r>
-        <w:t xml:space="preserve"> </w:t>
-      </w:r>
-      <w:r>
-        <w:t xml:space="preserve">duplication detection and complexity triage inform a person. They do not certify anything.</w:t>
-      </w:r>
-    </w:p>
-    <w:p>
-      <w:pPr>
-        <w:pStyle w:val="FirstParagraph"/>
-      </w:pPr>
-      <w:r>
-        <w:t xml:space="preserve">The order matters. Reversed, you get a dashboard and no controls.</w:t>
-      </w:r>
-    </w:p>
-    <w:p>
-      <w:r>
-        <w:pict>
-          <v:rect style="width:0;height:1.5pt" o:hralign="center" o:hrstd="t" o:hr="t"/>
-        </w:pict>
-      </w:r>
-    </w:p>
-    <w:bookmarkEnd w:id="15"/>
-    <w:bookmarkStart w:id="16" w:name="what-this-is-not"/>
-    <w:p>
-      <w:pPr>
-        <w:pStyle w:val="Heading2"/>
-      </w:pPr>
-      <w:r>
-        <w:t xml:space="preserve">What this is not</w:t>
+        <w:t xml:space="preserve">Not exhaustive.</w:t>
+      </w:r>
+      <w:r>
+        <w:t xml:space="preserve"> </w:t>
+      </w:r>
+      <w:r>
+        <w:t xml:space="preserve">It names at least the failure modes it was written against, not every risk</w:t>
+      </w:r>
+      <w:r>
+        <w:t xml:space="preserve"> </w:t>
+      </w:r>
+      <w:r>
+        <w:t xml:space="preserve">your program carries.</w:t>
       </w:r>
     </w:p>
     <w:p>
@@ -877,91 +974,7 @@
         <w:pStyle w:val="Compact"/>
         <w:numPr>
           <w:ilvl w:val="0"/>
-          <w:numId w:val="1003"/>
-        </w:numPr>
-      </w:pPr>
-      <w:r>
-        <w:rPr>
-          <w:b/>
-          <w:bCs/>
-        </w:rPr>
-        <w:t xml:space="preserve">Not a certification, and not an audit.</w:t>
-      </w:r>
-      <w:r>
-        <w:t xml:space="preserve"> </w:t>
-      </w:r>
-      <w:r>
-        <w:t xml:space="preserve">No badge, no pass mark. A completed self-assessment is</w:t>
-      </w:r>
-      <w:r>
-        <w:t xml:space="preserve"> </w:t>
-      </w:r>
-      <w:r>
-        <w:t xml:space="preserve">an argued position with pointers, and calling it more than that is the failure these documents</w:t>
-      </w:r>
-      <w:r>
-        <w:t xml:space="preserve"> </w:t>
-      </w:r>
-      <w:r>
-        <w:t xml:space="preserve">are most concerned with.</w:t>
-      </w:r>
-    </w:p>
-    <w:p>
-      <w:pPr>
-        <w:pStyle w:val="Compact"/>
-        <w:numPr>
-          <w:ilvl w:val="0"/>
-          <w:numId w:val="1003"/>
-        </w:numPr>
-      </w:pPr>
-      <w:r>
-        <w:rPr>
-          <w:b/>
-          <w:bCs/>
-        </w:rPr>
-        <w:t xml:space="preserve">Not independently reviewed.</w:t>
-      </w:r>
-      <w:r>
-        <w:t xml:space="preserve"> </w:t>
-      </w:r>
-      <w:r>
-        <w:t xml:space="preserve">No outside party has reviewed this material.</w:t>
-      </w:r>
-    </w:p>
-    <w:p>
-      <w:pPr>
-        <w:pStyle w:val="Compact"/>
-        <w:numPr>
-          <w:ilvl w:val="0"/>
-          <w:numId w:val="1003"/>
-        </w:numPr>
-      </w:pPr>
-      <w:r>
-        <w:rPr>
-          <w:b/>
-          <w:bCs/>
-        </w:rPr>
-        <w:t xml:space="preserve">Not exhaustive.</w:t>
-      </w:r>
-      <w:r>
-        <w:t xml:space="preserve"> </w:t>
-      </w:r>
-      <w:r>
-        <w:t xml:space="preserve">It names at least the failure modes it was written against, not every risk</w:t>
-      </w:r>
-      <w:r>
-        <w:t xml:space="preserve"> </w:t>
-      </w:r>
-      <w:r>
-        <w:t xml:space="preserve">your program carries.</w:t>
-      </w:r>
-    </w:p>
-    <w:p>
-      <w:pPr>
-        <w:pStyle w:val="Compact"/>
-        <w:numPr>
-          <w:ilvl w:val="0"/>
-          <w:numId w:val="1003"/>
+          <w:numId w:val="1002"/>
         </w:numPr>
       </w:pPr>
       <w:r>
@@ -986,7 +999,7 @@
       </w:r>
     </w:p>
     <w:bookmarkEnd w:id="16"/>
-    <w:bookmarkStart w:id="23" w:name="where-to-go-next"/>
+    <w:bookmarkStart w:id="24" w:name="where-to-go-next"/>
     <w:p>
       <w:pPr>
         <w:pStyle w:val="Heading2"/>
@@ -1185,6 +1198,35 @@
               <w:pStyle w:val="Compact"/>
             </w:pPr>
             <w:r>
+              <w:t xml:space="preserve">What a buyer will ask you to produce</w:t>
+            </w:r>
+          </w:p>
+        </w:tc>
+        <w:tc>
+          <w:tcPr/>
+          <w:p>
+            <w:pPr>
+              <w:pStyle w:val="Compact"/>
+            </w:pPr>
+            <w:hyperlink r:id="rId22">
+              <w:r>
+                <w:rPr>
+                  <w:rStyle w:val="Hyperlink"/>
+                </w:rPr>
+                <w:t xml:space="preserve">The diligence packet</w:t>
+              </w:r>
+            </w:hyperlink>
+          </w:p>
+        </w:tc>
+      </w:tr>
+      <w:tr>
+        <w:tc>
+          <w:tcPr/>
+          <w:p>
+            <w:pPr>
+              <w:pStyle w:val="Compact"/>
+            </w:pPr>
+            <w:r>
               <w:t xml:space="preserve">All of it, and how to adopt</w:t>
             </w:r>
           </w:p>
@@ -1195,7 +1237,7 @@
             <w:pPr>
               <w:pStyle w:val="Compact"/>
             </w:pPr>
-            <w:hyperlink r:id="rId22">
+            <w:hyperlink r:id="rId23">
               <w:r>
                 <w:rPr>
                   <w:rStyle w:val="Hyperlink"/>
@@ -1225,8 +1267,8 @@
         <w:t xml:space="preserve">Adapt this, put your own name on it, and delete anything you cannot stand behind.</w:t>
       </w:r>
     </w:p>
-    <w:bookmarkEnd w:id="23"/>
     <w:bookmarkEnd w:id="24"/>
+    <w:bookmarkEnd w:id="25"/>
     <w:sectPr>
       <w:footnotePr>
         <w:numRestart w:val="eachSect"/>
@@ -1337,6 +1379,91 @@
       </w:pPr>
     </w:lvl>
   </w:abstractNum>
+  <w:abstractNum w:abstractNumId="99411">
+    <w:nsid w:val="00A99411"/>
+    <w:multiLevelType w:val="multilevel"/>
+    <w:lvl w:ilvl="0">
+      <w:start w:val="1"/>
+      <w:numFmt w:val="decimal"/>
+      <w:lvlText w:val="%1."/>
+      <w:lvlJc w:val="left"/>
+      <w:pPr>
+        <w:ind w:left="720" w:hanging="360"/>
+      </w:pPr>
+    </w:lvl>
+    <w:lvl w:ilvl="1">
+      <w:start w:val="1"/>
+      <w:numFmt w:val="decimal"/>
+      <w:lvlText w:val="%2."/>
+      <w:lvlJc w:val="left"/>
+      <w:pPr>
+        <w:ind w:left="1440" w:hanging="360"/>
+      </w:pPr>
+    </w:lvl>
+    <w:lvl w:ilvl="2">
+      <w:start w:val="1"/>
+      <w:numFmt w:val="decimal"/>
+      <w:lvlText w:val="%3."/>
+      <w:lvlJc w:val="left"/>
+      <w:pPr>
+        <w:ind w:left="2160" w:hanging="360"/>
+      </w:pPr>
+    </w:lvl>
+    <w:lvl w:ilvl="3">
+      <w:start w:val="1"/>
+      <w:numFmt w:val="decimal"/>
+      <w:lvlText w:val="%4."/>
+      <w:lvlJc w:val="left"/>
+      <w:pPr>
+        <w:ind w:left="2880" w:hanging="360"/>
+      </w:pPr>
+    </w:lvl>
+    <w:lvl w:ilvl="4">
+      <w:start w:val="1"/>
+      <w:numFmt w:val="decimal"/>
+      <w:lvlText w:val="%5."/>
+      <w:lvlJc w:val="left"/>
+      <w:pPr>
+        <w:ind w:left="3600" w:hanging="360"/>
+      </w:pPr>
+    </w:lvl>
+    <w:lvl w:ilvl="5">
+      <w:start w:val="1"/>
+      <w:numFmt w:val="decimal"/>
+      <w:lvlText w:val="%6."/>
+      <w:lvlJc w:val="left"/>
+      <w:pPr>
+        <w:ind w:left="4320" w:hanging="360"/>
+      </w:pPr>
+    </w:lvl>
+    <w:lvl w:ilvl="6">
+      <w:start w:val="1"/>
+      <w:numFmt w:val="decimal"/>
+      <w:lvlText w:val="%7."/>
+      <w:lvlJc w:val="left"/>
+      <w:pPr>
+        <w:ind w:left="5040" w:hanging="360"/>
+      </w:pPr>
+    </w:lvl>
+    <w:lvl w:ilvl="7">
+      <w:start w:val="1"/>
+      <w:numFmt w:val="decimal"/>
+      <w:lvlText w:val="%8."/>
+      <w:lvlJc w:val="left"/>
+      <w:pPr>
+        <w:ind w:left="5760" w:hanging="360"/>
+      </w:pPr>
+    </w:lvl>
+    <w:lvl w:ilvl="8">
+      <w:start w:val="1"/>
+      <w:numFmt w:val="decimal"/>
+      <w:lvlText w:val="%9."/>
+      <w:lvlJc w:val="left"/>
+      <w:pPr>
+        <w:ind w:left="6480" w:hanging="360"/>
+      </w:pPr>
+    </w:lvl>
+  </w:abstractNum>
   <w:abstractNum w:abstractNumId="991">
     <w:nsid w:val="0000A991"/>
     <w:multiLevelType w:val="multilevel"/>
@@ -1440,98 +1567,10 @@
       </w:rPr>
     </w:lvl>
   </w:abstractNum>
-  <w:abstractNum w:abstractNumId="99411">
-    <w:nsid w:val="00A99411"/>
-    <w:multiLevelType w:val="multilevel"/>
-    <w:lvl w:ilvl="0">
-      <w:start w:val="1"/>
-      <w:numFmt w:val="decimal"/>
-      <w:lvlText w:val="%1."/>
-      <w:lvlJc w:val="left"/>
-      <w:pPr>
-        <w:ind w:left="720" w:hanging="360"/>
-      </w:pPr>
-    </w:lvl>
-    <w:lvl w:ilvl="1">
-      <w:start w:val="1"/>
-      <w:numFmt w:val="decimal"/>
-      <w:lvlText w:val="%2."/>
-      <w:lvlJc w:val="left"/>
-      <w:pPr>
-        <w:ind w:left="1440" w:hanging="360"/>
-      </w:pPr>
-    </w:lvl>
-    <w:lvl w:ilvl="2">
-      <w:start w:val="1"/>
-      <w:numFmt w:val="decimal"/>
-      <w:lvlText w:val="%3."/>
-      <w:lvlJc w:val="left"/>
-      <w:pPr>
-        <w:ind w:left="2160" w:hanging="360"/>
-      </w:pPr>
-    </w:lvl>
-    <w:lvl w:ilvl="3">
-      <w:start w:val="1"/>
-      <w:numFmt w:val="decimal"/>
-      <w:lvlText w:val="%4."/>
-      <w:lvlJc w:val="left"/>
-      <w:pPr>
-        <w:ind w:left="2880" w:hanging="360"/>
-      </w:pPr>
-    </w:lvl>
-    <w:lvl w:ilvl="4">
-      <w:start w:val="1"/>
-      <w:numFmt w:val="decimal"/>
-      <w:lvlText w:val="%5."/>
-      <w:lvlJc w:val="left"/>
-      <w:pPr>
-        <w:ind w:left="3600" w:hanging="360"/>
-      </w:pPr>
-    </w:lvl>
-    <w:lvl w:ilvl="5">
-      <w:start w:val="1"/>
-      <w:numFmt w:val="decimal"/>
-      <w:lvlText w:val="%6."/>
-      <w:lvlJc w:val="left"/>
-      <w:pPr>
-        <w:ind w:left="4320" w:hanging="360"/>
-      </w:pPr>
-    </w:lvl>
-    <w:lvl w:ilvl="6">
-      <w:start w:val="1"/>
-      <w:numFmt w:val="decimal"/>
-      <w:lvlText w:val="%7."/>
-      <w:lvlJc w:val="left"/>
-      <w:pPr>
-        <w:ind w:left="5040" w:hanging="360"/>
-      </w:pPr>
-    </w:lvl>
-    <w:lvl w:ilvl="7">
-      <w:start w:val="1"/>
-      <w:numFmt w:val="decimal"/>
-      <w:lvlText w:val="%8."/>
-      <w:lvlJc w:val="left"/>
-      <w:pPr>
-        <w:ind w:left="5760" w:hanging="360"/>
-      </w:pPr>
-    </w:lvl>
-    <w:lvl w:ilvl="8">
-      <w:start w:val="1"/>
-      <w:numFmt w:val="decimal"/>
-      <w:lvlText w:val="%9."/>
-      <w:lvlJc w:val="left"/>
-      <w:pPr>
-        <w:ind w:left="6480" w:hanging="360"/>
-      </w:pPr>
-    </w:lvl>
-  </w:abstractNum>
   <w:num w:numId="1000">
     <w:abstractNumId w:val="990"/>
   </w:num>
   <w:num w:numId="1001">
-    <w:abstractNumId w:val="991"/>
-  </w:num>
-  <w:num w:numId="1002">
     <w:abstractNumId w:val="99411"/>
     <w:lvlOverride w:ilvl="0">
       <w:startOverride w:val="1"/>
@@ -1561,7 +1600,7 @@
       <w:startOverride w:val="1"/>
     </w:lvlOverride>
   </w:num>
-  <w:num w:numId="1003">
+  <w:num w:numId="1002">
     <w:abstractNumId w:val="991"/>
   </w:num>
 </w:numbering>

--- a/docs/standards/word/CISO-SUMMARY.docx
+++ b/docs/standards/word/CISO-SUMMARY.docx
@@ -1198,7 +1198,7 @@
               <w:pStyle w:val="Compact"/>
             </w:pPr>
             <w:r>
-              <w:t xml:space="preserve">What a buyer will ask you to produce</w:t>
+              <w:t xml:space="preserve">What to require of a vendor you are evaluating</w:t>
             </w:r>
           </w:p>
         </w:tc>
@@ -1213,7 +1213,7 @@
                 <w:rPr>
                   <w:rStyle w:val="Hyperlink"/>
                 </w:rPr>
-                <w:t xml:space="preserve">The diligence packet</w:t>
+                <w:t xml:space="preserve">What to ask a software vendor for</w:t>
               </w:r>
             </w:hyperlink>
           </w:p>

--- a/docs/standards/word/CISO-SUMMARY.docx
+++ b/docs/standards/word/CISO-SUMMARY.docx
@@ -115,61 +115,37 @@
         <w:pStyle w:val="FirstParagraph"/>
       </w:pPr>
       <w:r>
-        <w:t xml:space="preserve">Assisted code fails in the ways code has always failed. Injection, weak authorization, bad</w:t>
-      </w:r>
-      <w:r>
-        <w:t xml:space="preserve"> </w:t>
-      </w:r>
-      <w:r>
-        <w:t xml:space="preserve">dependencies, leaked secrets -- the categories have not moved. What moved is the volume arriving for</w:t>
-      </w:r>
-      <w:r>
-        <w:t xml:space="preserve"> </w:t>
-      </w:r>
-      <w:r>
-        <w:t xml:space="preserve">review, the speed it arrives at, and how finished it looks before anyone has checked it.</w:t>
-      </w:r>
-    </w:p>
-    <w:p>
-      <w:pPr>
-        <w:pStyle w:val="BodyText"/>
-      </w:pPr>
-      <w:r>
-        <w:t xml:space="preserve">That points at a particular kind of control: one that does not read the code's confidence.</w:t>
-      </w:r>
-      <w:r>
-        <w:t xml:space="preserve"> </w:t>
-      </w:r>
-      <w:r>
-        <w:t xml:space="preserve">Structural checks, applied to every change, that a person cannot talk past. And one question sorts a</w:t>
-      </w:r>
-      <w:r>
-        <w:t xml:space="preserve"> </w:t>
-      </w:r>
-      <w:r>
-        <w:t xml:space="preserve">real control from a decorative one --</w:t>
-      </w:r>
-      <w:r>
-        <w:t xml:space="preserve"> </w:t>
-      </w:r>
-      <w:r>
         <w:rPr>
           <w:b/>
           <w:bCs/>
         </w:rPr>
-        <w:t xml:space="preserve">when did you last prove this control can fail?</w:t>
-      </w:r>
-      <w:r>
-        <w:t xml:space="preserve"> </w:t>
-      </w:r>
-      <w:r>
-        <w:t xml:space="preserve">A gate</w:t>
-      </w:r>
-      <w:r>
-        <w:t xml:space="preserve"> </w:t>
-      </w:r>
-      <w:r>
-        <w:t xml:space="preserve">nobody has ever watched go red is not evidence of anything.</w:t>
+        <w:t xml:space="preserve">Nothing new is going wrong with your code. There is just far more of it, arriving faster, and</w:t>
+      </w:r>
+      <w:r>
+        <w:rPr>
+          <w:b/>
+          <w:bCs/>
+        </w:rPr>
+        <w:t xml:space="preserve"> </w:t>
+      </w:r>
+      <w:r>
+        <w:rPr>
+          <w:b/>
+          <w:bCs/>
+        </w:rPr>
+        <w:t xml:space="preserve">looking finished before anyone has checked it.</w:t>
+      </w:r>
+      <w:r>
+        <w:t xml:space="preserve"> </w:t>
+      </w:r>
+      <w:r>
+        <w:t xml:space="preserve">Injection, weak authorization, bad dependencies,</w:t>
+      </w:r>
+      <w:r>
+        <w:t xml:space="preserve"> </w:t>
+      </w:r>
+      <w:r>
+        <w:t xml:space="preserve">leaked secrets -- the categories have not moved.</w:t>
       </w:r>
     </w:p>
     <w:p>
@@ -177,19 +153,115 @@
         <w:pStyle w:val="BodyText"/>
       </w:pPr>
       <w:r>
-        <w:t xml:space="preserve">Fund structural controls first, a human arbiter who cannot be skipped second, and measurement last.</w:t>
-      </w:r>
-      <w:r>
-        <w:t xml:space="preserve"> </w:t>
-      </w:r>
-      <w:r>
-        <w:t xml:space="preserve">The rest of this page is the five failure modes worth designing against, the five questions to ask,</w:t>
-      </w:r>
-      <w:r>
-        <w:t xml:space="preserve"> </w:t>
-      </w:r>
-      <w:r>
-        <w:t xml:space="preserve">and what a usable answer to each sounds like.</w:t>
+        <w:t xml:space="preserve">Reviewing more code is not the answer: review effort scales with the volume, and the volume is what</w:t>
+      </w:r>
+      <w:r>
+        <w:t xml:space="preserve"> </w:t>
+      </w:r>
+      <w:r>
+        <w:t xml:space="preserve">moved. Three moves instead, in this order:</w:t>
+      </w:r>
+    </w:p>
+    <w:p>
+      <w:pPr>
+        <w:pStyle w:val="Compact"/>
+        <w:numPr>
+          <w:ilvl w:val="0"/>
+          <w:numId w:val="1001"/>
+        </w:numPr>
+      </w:pPr>
+      <w:r>
+        <w:rPr>
+          <w:b/>
+          <w:bCs/>
+        </w:rPr>
+        <w:t xml:space="preserve">Fund structural controls</w:t>
+      </w:r>
+      <w:r>
+        <w:t xml:space="preserve"> </w:t>
+      </w:r>
+      <w:r>
+        <w:t xml:space="preserve">-- checks that run on every change and whose verdict does not change</w:t>
+      </w:r>
+      <w:r>
+        <w:t xml:space="preserve"> </w:t>
+      </w:r>
+      <w:r>
+        <w:t xml:space="preserve">because the output looks finished. What counts as one is listed below.</w:t>
+      </w:r>
+    </w:p>
+    <w:p>
+      <w:pPr>
+        <w:pStyle w:val="Compact"/>
+        <w:numPr>
+          <w:ilvl w:val="0"/>
+          <w:numId w:val="1001"/>
+        </w:numPr>
+      </w:pPr>
+      <w:r>
+        <w:rPr>
+          <w:b/>
+          <w:bCs/>
+        </w:rPr>
+        <w:t xml:space="preserve">Put a human arbiter where it cannot be skipped</w:t>
+      </w:r>
+      <w:r>
+        <w:t xml:space="preserve"> </w:t>
+      </w:r>
+      <w:r>
+        <w:t xml:space="preserve">-- above all where a change touches restricted</w:t>
+      </w:r>
+      <w:r>
+        <w:t xml:space="preserve"> </w:t>
+      </w:r>
+      <w:r>
+        <w:t xml:space="preserve">data or an authorization path.</w:t>
+      </w:r>
+    </w:p>
+    <w:p>
+      <w:pPr>
+        <w:pStyle w:val="Compact"/>
+        <w:numPr>
+          <w:ilvl w:val="0"/>
+          <w:numId w:val="1001"/>
+        </w:numPr>
+      </w:pPr>
+      <w:r>
+        <w:rPr>
+          <w:b/>
+          <w:bCs/>
+        </w:rPr>
+        <w:t xml:space="preserve">Measure last, and never gate on measurement alone.</w:t>
+      </w:r>
+    </w:p>
+    <w:p>
+      <w:pPr>
+        <w:pStyle w:val="FirstParagraph"/>
+      </w:pPr>
+      <w:r>
+        <w:t xml:space="preserve">Then ask each control owner one question:</w:t>
+      </w:r>
+      <w:r>
+        <w:t xml:space="preserve"> </w:t>
+      </w:r>
+      <w:r>
+        <w:rPr>
+          <w:b/>
+          <w:bCs/>
+        </w:rPr>
+        <w:t xml:space="preserve">when did you last prove this can fail?</w:t>
+      </w:r>
+      <w:r>
+        <w:t xml:space="preserve"> </w:t>
+      </w:r>
+      <w:r>
+        <w:t xml:space="preserve">A gate nobody</w:t>
+      </w:r>
+      <w:r>
+        <w:t xml:space="preserve"> </w:t>
+      </w:r>
+      <w:r>
+        <w:t xml:space="preserve">has ever watched go red is not evidence of anything.</w:t>
       </w:r>
     </w:p>
     <w:p>
@@ -775,7 +847,7 @@
         <w:pStyle w:val="Compact"/>
         <w:numPr>
           <w:ilvl w:val="0"/>
-          <w:numId w:val="1001"/>
+          <w:numId w:val="1002"/>
         </w:numPr>
       </w:pPr>
       <w:r>
@@ -806,7 +878,7 @@
         <w:pStyle w:val="Compact"/>
         <w:numPr>
           <w:ilvl w:val="0"/>
-          <w:numId w:val="1001"/>
+          <w:numId w:val="1002"/>
         </w:numPr>
       </w:pPr>
       <w:r>
@@ -831,7 +903,7 @@
         <w:pStyle w:val="Compact"/>
         <w:numPr>
           <w:ilvl w:val="0"/>
-          <w:numId w:val="1001"/>
+          <w:numId w:val="1002"/>
         </w:numPr>
       </w:pPr>
       <w:r>
@@ -890,7 +962,7 @@
         <w:pStyle w:val="Compact"/>
         <w:numPr>
           <w:ilvl w:val="0"/>
-          <w:numId w:val="1002"/>
+          <w:numId w:val="1003"/>
         </w:numPr>
       </w:pPr>
       <w:r>
@@ -924,7 +996,7 @@
         <w:pStyle w:val="Compact"/>
         <w:numPr>
           <w:ilvl w:val="0"/>
-          <w:numId w:val="1002"/>
+          <w:numId w:val="1003"/>
         </w:numPr>
       </w:pPr>
       <w:r>
@@ -946,7 +1018,7 @@
         <w:pStyle w:val="Compact"/>
         <w:numPr>
           <w:ilvl w:val="0"/>
-          <w:numId w:val="1002"/>
+          <w:numId w:val="1003"/>
         </w:numPr>
       </w:pPr>
       <w:r>
@@ -974,7 +1046,7 @@
         <w:pStyle w:val="Compact"/>
         <w:numPr>
           <w:ilvl w:val="0"/>
-          <w:numId w:val="1002"/>
+          <w:numId w:val="1003"/>
         </w:numPr>
       </w:pPr>
       <w:r>
@@ -1601,6 +1673,36 @@
     </w:lvlOverride>
   </w:num>
   <w:num w:numId="1002">
+    <w:abstractNumId w:val="99411"/>
+    <w:lvlOverride w:ilvl="0">
+      <w:startOverride w:val="1"/>
+    </w:lvlOverride>
+    <w:lvlOverride w:ilvl="1">
+      <w:startOverride w:val="1"/>
+    </w:lvlOverride>
+    <w:lvlOverride w:ilvl="2">
+      <w:startOverride w:val="1"/>
+    </w:lvlOverride>
+    <w:lvlOverride w:ilvl="3">
+      <w:startOverride w:val="1"/>
+    </w:lvlOverride>
+    <w:lvlOverride w:ilvl="4">
+      <w:startOverride w:val="1"/>
+    </w:lvlOverride>
+    <w:lvlOverride w:ilvl="5">
+      <w:startOverride w:val="1"/>
+    </w:lvlOverride>
+    <w:lvlOverride w:ilvl="6">
+      <w:startOverride w:val="1"/>
+    </w:lvlOverride>
+    <w:lvlOverride w:ilvl="7">
+      <w:startOverride w:val="1"/>
+    </w:lvlOverride>
+    <w:lvlOverride w:ilvl="8">
+      <w:startOverride w:val="1"/>
+    </w:lvlOverride>
+  </w:num>
+  <w:num w:numId="1003">
     <w:abstractNumId w:val="991"/>
   </w:num>
 </w:numbering>

--- a/docs/standards/word/CISO-SUMMARY.docx
+++ b/docs/standards/word/CISO-SUMMARY.docx
@@ -101,13 +101,13 @@
         </w:pict>
       </w:r>
     </w:p>
-    <w:bookmarkStart w:id="12" w:name="in-short"/>
+    <w:bookmarkStart w:id="12" w:name="tldrbluf"/>
     <w:p>
       <w:pPr>
         <w:pStyle w:val="Heading2"/>
       </w:pPr>
       <w:r>
-        <w:t xml:space="preserve">In short</w:t>
+        <w:t xml:space="preserve">TLDR/BLUF</w:t>
       </w:r>
     </w:p>
     <w:p>
